--- a/cf/sh/u/files/u055.docx
+++ b/cf/sh/u/files/u055.docx
@@ -20,7 +20,7 @@
     </w:p>
     <w:p>
       <w:r>
-        <w:t>請針對每個題目，把答案填在「回答：」後面（越具體越好）；填好後請放回您的部門資料夾即可，不需回信。</w:t>
+        <w:t>這份問卷是想更了解您的實際作業，好把您的 AI 助理做得更貼近需求。第一部分請把答案填在「回答：」後面（越具體越好）；第二部分只是先讓您了解，之後用的時候再一起調整，不用現在填。填好後放回您的部門資料夾即可，不需回信。</w:t>
       </w:r>
     </w:p>
     <w:p>
@@ -32,8 +32,16 @@
       </w:r>
     </w:p>
     <w:p>
+      <w:pPr>
+        <w:pStyle w:val="Heading2"/>
+      </w:pPr>
       <w:r>
-        <w:t>1. 本題主體是打卡制度／通勤議題（D1），是否改以周邊文書子任務切入（出勤異常彙整、出勤統計表、調派/通勤津貼與題219整併）？</w:t>
+        <w:t>一、請您提供或確認的事情</w:t>
+      </w:r>
+    </w:p>
+    <w:p>
+      <w:r>
+        <w:t>1. 這題本身是「上下班打卡制度和通勤太花時間、路上有風險」的問題，屬於制度和管理面，AI 沒辦法直接處理，建議由人資／管理層評估（例如彈性打卡、駐點打卡、共乘）。</w:t>
       </w:r>
     </w:p>
     <w:p>
@@ -43,7 +51,7 @@
     </w:p>
     <w:p>
       <w:r>
-        <w:t>2. 若做『出勤異常彙整』：出勤系統能否匯出打卡明細（含駐點、上下班時間）？</w:t>
+        <w:t>2. 如果想從周邊可數位化的文書切一個小題來做，最直接的是「駐廠人員出勤異常彙整」——請提供出勤系統能匯出的檔案格式。</w:t>
       </w:r>
     </w:p>
     <w:p>
@@ -53,7 +61,7 @@
     </w:p>
     <w:p>
       <w:r>
-        <w:t>3. 異常類型定義（缺卡、遲到、加班、整日無紀錄）與對應單別（補卡／加班／請假／出差）口徑為何？</w:t>
+        <w:t>3. 如果要做「出勤統計表彙整」，請提供各駐點別的分法，以及您想要的統計表最終長相。</w:t>
       </w:r>
     </w:p>
     <w:p>
@@ -63,7 +71,7 @@
     </w:p>
     <w:p>
       <w:r>
-        <w:t>4. 駐點別如何標示？跨廠區調派的出勤如何歸屬？</w:t>
+        <w:t>4. 如果要做「請假／加班單草稿」，請提供請假單、加班單的欄位樣本。</w:t>
       </w:r>
     </w:p>
     <w:p>
@@ -73,7 +81,7 @@
     </w:p>
     <w:p>
       <w:r>
-        <w:t>5. 打卡與通勤制度本身是否交人資／管理面評估（彈性打卡、駐點打卡、共乘）？</w:t>
+        <w:t>5. 調派、通勤津貼的申請彙整可以跟第219題整併一起做，請確認是否要合併處理。</w:t>
       </w:r>
     </w:p>
     <w:p>
@@ -82,13 +90,31 @@
       </w:r>
     </w:p>
     <w:p>
+      <w:pPr>
+        <w:pStyle w:val="Heading2"/>
+      </w:pPr>
       <w:r>
-        <w:t>6. 本子任務的產出要送誰、存哪裡（人資／管理部）？</w:t>
+        <w:t>二、要用了之後、跟 AI 一起調整的事情（先了解即可，不用現在填）</w:t>
       </w:r>
     </w:p>
     <w:p>
       <w:r>
-        <w:t>回答：</w:t>
+        <w:t>• 打卡制度和通勤問題本身要靠人和制度解決（例如公司評估彈性或駐點打卡、安排共乘），這部分沒有 AI 可以幫忙的地方。</w:t>
+      </w:r>
+    </w:p>
+    <w:p>
+      <w:r>
+        <w:t>• 如果之後切出「出勤異常彙整」等小題來做，AI 會幫忙整理出勤資料、標出異常，但最後怎麼認定、怎麼處理還是由您決定。</w:t>
+      </w:r>
+    </w:p>
+    <w:p>
+      <w:r>
+        <w:t>• AI 只能協助後段的文書整理（把出勤資料彙整成表），前段「要不要調整打卡方式」不是 AI 的範圍。</w:t>
+      </w:r>
+    </w:p>
+    <w:p>
+      <w:r>
+        <w:t>• 若跟第219題調派津貼整併，請參考那題的協作方式——AI 出草稿、津貼金額與核准由人確認。</w:t>
       </w:r>
     </w:p>
     <w:p/>
